--- a/Iteration 2/Group Meeting Report for Iteration 2 #1.docx
+++ b/Iteration 2/Group Meeting Report for Iteration 2 #1.docx
@@ -762,7 +762,6 @@
                 <w:showingPlcHdr/>
                 <w15:appearance w15:val="hidden"/>
               </w:sdtPr>
-              <w:sdtEndPr/>
               <w:sdtContent>
                 <w:r>
                   <w:rPr>
@@ -819,7 +818,6 @@
                 <w:showingPlcHdr/>
                 <w15:appearance w15:val="hidden"/>
               </w:sdtPr>
-              <w:sdtEndPr/>
               <w:sdtContent>
                 <w:r>
                   <w:rPr>
@@ -931,7 +929,6 @@
                 <w:showingPlcHdr/>
                 <w15:appearance w15:val="hidden"/>
               </w:sdtPr>
-              <w:sdtEndPr/>
               <w:sdtContent>
                 <w:r>
                   <w:rPr>
@@ -1060,7 +1057,6 @@
         <w:showingPlcHdr/>
         <w15:appearance w15:val="hidden"/>
       </w:sdtPr>
-      <w:sdtEndPr/>
       <w:sdtContent>
         <w:p>
           <w:pPr>
@@ -1163,7 +1159,6 @@
                 <w:showingPlcHdr/>
                 <w15:appearance w15:val="hidden"/>
               </w:sdtPr>
-              <w:sdtEndPr/>
               <w:sdtContent>
                 <w:r>
                   <w:rPr>
@@ -1215,7 +1210,6 @@
           <w:showingPlcHdr/>
           <w15:appearance w15:val="hidden"/>
         </w:sdtPr>
-        <w:sdtEndPr/>
         <w:sdtContent>
           <w:r>
             <w:rPr>
@@ -1304,7 +1298,6 @@
           <w:showingPlcHdr/>
           <w15:appearance w15:val="hidden"/>
         </w:sdtPr>
-        <w:sdtEndPr/>
         <w:sdtContent>
           <w:r>
             <w:rPr>
@@ -1404,7 +1397,6 @@
                 <w:showingPlcHdr/>
                 <w15:appearance w15:val="hidden"/>
               </w:sdtPr>
-              <w:sdtEndPr/>
               <w:sdtContent>
                 <w:r>
                   <w:rPr>
@@ -1444,7 +1436,6 @@
                 <w:showingPlcHdr/>
                 <w15:appearance w15:val="hidden"/>
               </w:sdtPr>
-              <w:sdtEndPr/>
               <w:sdtContent>
                 <w:r>
                   <w:rPr>
@@ -1484,7 +1475,6 @@
                 <w:showingPlcHdr/>
                 <w15:appearance w15:val="hidden"/>
               </w:sdtPr>
-              <w:sdtEndPr/>
               <w:sdtContent>
                 <w:r>
                   <w:rPr>
@@ -1748,19 +1738,7 @@
               <w:rPr>
                 <w:rFonts w:cstheme="minorHAnsi"/>
               </w:rPr>
-              <w:t>G</w:t>
-            </w:r>
-            <w:r>
-              <w:rPr>
-                <w:rFonts w:cstheme="minorHAnsi"/>
-              </w:rPr>
-              <w:t>antt</w:t>
-            </w:r>
-            <w:r>
-              <w:rPr>
-                <w:rFonts w:cstheme="minorHAnsi"/>
-              </w:rPr>
-              <w:t xml:space="preserve"> </w:t>
+              <w:t xml:space="preserve">Gantt </w:t>
             </w:r>
             <w:r>
               <w:rPr>
@@ -1794,7 +1772,6 @@
                 <w:showingPlcHdr/>
                 <w15:appearance w15:val="hidden"/>
               </w:sdtPr>
-              <w:sdtEndPr/>
               <w:sdtContent>
                 <w:r>
                   <w:rPr>
@@ -1846,7 +1823,6 @@
           <w:showingPlcHdr/>
           <w15:appearance w15:val="hidden"/>
         </w:sdtPr>
-        <w:sdtEndPr/>
         <w:sdtContent>
           <w:r>
             <w:rPr>
@@ -1873,13 +1849,7 @@
         <w:rPr>
           <w:rFonts w:cstheme="minorHAnsi"/>
         </w:rPr>
-        <w:t>gantt</w:t>
-      </w:r>
-      <w:r>
-        <w:rPr>
-          <w:rFonts w:cstheme="minorHAnsi"/>
-        </w:rPr>
-        <w:t xml:space="preserve"> </w:t>
+        <w:t xml:space="preserve">gantt </w:t>
       </w:r>
       <w:r>
         <w:rPr>
@@ -1908,7 +1878,6 @@
           <w:showingPlcHdr/>
           <w15:appearance w15:val="hidden"/>
         </w:sdtPr>
-        <w:sdtEndPr/>
         <w:sdtContent>
           <w:r>
             <w:rPr>
@@ -1941,13 +1910,7 @@
         <w:rPr>
           <w:rFonts w:cstheme="minorHAnsi"/>
         </w:rPr>
-        <w:t>gantt</w:t>
-      </w:r>
-      <w:r>
-        <w:rPr>
-          <w:rFonts w:cstheme="minorHAnsi"/>
-        </w:rPr>
-        <w:t xml:space="preserve"> </w:t>
+        <w:t xml:space="preserve">gantt </w:t>
       </w:r>
       <w:r>
         <w:rPr>
@@ -2023,7 +1986,6 @@
                 <w:showingPlcHdr/>
                 <w15:appearance w15:val="hidden"/>
               </w:sdtPr>
-              <w:sdtEndPr/>
               <w:sdtContent>
                 <w:r>
                   <w:rPr>
@@ -2061,7 +2023,6 @@
                 <w:showingPlcHdr/>
                 <w15:appearance w15:val="hidden"/>
               </w:sdtPr>
-              <w:sdtEndPr/>
               <w:sdtContent>
                 <w:r>
                   <w:rPr>
@@ -2099,7 +2060,6 @@
                 <w:showingPlcHdr/>
                 <w15:appearance w15:val="hidden"/>
               </w:sdtPr>
-              <w:sdtEndPr/>
               <w:sdtContent>
                 <w:r>
                   <w:rPr>
@@ -2252,19 +2212,7 @@
               <w:rPr>
                 <w:rFonts w:cstheme="minorHAnsi"/>
               </w:rPr>
-              <w:t xml:space="preserve">Research </w:t>
-            </w:r>
-            <w:r>
-              <w:rPr>
-                <w:rFonts w:cstheme="minorHAnsi"/>
-              </w:rPr>
-              <w:t>gantt</w:t>
-            </w:r>
-            <w:r>
-              <w:rPr>
-                <w:rFonts w:cstheme="minorHAnsi"/>
-              </w:rPr>
-              <w:t xml:space="preserve"> charts </w:t>
+              <w:t xml:space="preserve">Research gantt charts </w:t>
             </w:r>
           </w:p>
         </w:tc>
@@ -2334,7 +2282,6 @@
           <w:showingPlcHdr/>
           <w15:appearance w15:val="hidden"/>
         </w:sdtPr>
-        <w:sdtEndPr/>
         <w:sdtContent>
           <w:r>
             <w:rPr>
@@ -2530,7 +2477,6 @@
         <w:docPartUnique/>
       </w:docPartObj>
     </w:sdtPr>
-    <w:sdtEndPr/>
     <w:sdtContent>
       <w:sdt>
         <w:sdtPr>
@@ -2540,7 +2486,6 @@
             <w:docPartUnique/>
           </w:docPartObj>
         </w:sdtPr>
-        <w:sdtEndPr/>
         <w:sdtContent>
           <w:p>
             <w:pPr>
@@ -4596,14 +4541,18 @@
   </w:compat>
   <w:rsids>
     <w:rsidRoot w:val="002779AB"/>
+    <w:rsid w:val="002577D0"/>
     <w:rsid w:val="002779AB"/>
     <w:rsid w:val="00341793"/>
     <w:rsid w:val="003575C7"/>
     <w:rsid w:val="00467AEE"/>
     <w:rsid w:val="00515850"/>
+    <w:rsid w:val="005A2692"/>
+    <w:rsid w:val="005A3182"/>
     <w:rsid w:val="00C926F6"/>
     <w:rsid w:val="00CE18D2"/>
     <w:rsid w:val="00D61E0B"/>
+    <w:rsid w:val="00E209BF"/>
     <w:rsid w:val="00FD3709"/>
   </w:rsids>
   <m:mathPr>
@@ -5053,47 +5002,20 @@
     <w:semiHidden/>
     <w:unhideWhenUsed/>
   </w:style>
-  <w:style w:type="paragraph" w:customStyle="1" w:styleId="32AA0BDD74594E5B8E3C0642593BF53A">
-    <w:name w:val="32AA0BDD74594E5B8E3C0642593BF53A"/>
-  </w:style>
-  <w:style w:type="paragraph" w:customStyle="1" w:styleId="06DD4466C81A43C0A650633A1F70F607">
-    <w:name w:val="06DD4466C81A43C0A650633A1F70F607"/>
-  </w:style>
-  <w:style w:type="paragraph" w:customStyle="1" w:styleId="FD672872AC9641E29A63702A31684B36">
-    <w:name w:val="FD672872AC9641E29A63702A31684B36"/>
-  </w:style>
-  <w:style w:type="paragraph" w:customStyle="1" w:styleId="9FD1AE06EBB04F51898BD8EAD8777EDE">
-    <w:name w:val="9FD1AE06EBB04F51898BD8EAD8777EDE"/>
-  </w:style>
   <w:style w:type="paragraph" w:customStyle="1" w:styleId="A4D5D54162854427BD58917F1DB0A4DC">
     <w:name w:val="A4D5D54162854427BD58917F1DB0A4DC"/>
-  </w:style>
-  <w:style w:type="paragraph" w:customStyle="1" w:styleId="531D4EDA5A894EFCBF25FAA751767A70">
-    <w:name w:val="531D4EDA5A894EFCBF25FAA751767A70"/>
   </w:style>
   <w:style w:type="paragraph" w:customStyle="1" w:styleId="2AC739C84351476788A98698ECA3C527">
     <w:name w:val="2AC739C84351476788A98698ECA3C527"/>
   </w:style>
-  <w:style w:type="paragraph" w:customStyle="1" w:styleId="5CD3DD750F1A4716B343B35D60F64826">
-    <w:name w:val="5CD3DD750F1A4716B343B35D60F64826"/>
-  </w:style>
   <w:style w:type="paragraph" w:customStyle="1" w:styleId="4DFD1CE8E0D341EEBC755028F480CBD2">
     <w:name w:val="4DFD1CE8E0D341EEBC755028F480CBD2"/>
-  </w:style>
-  <w:style w:type="paragraph" w:customStyle="1" w:styleId="93DAE63784FD4FECB77146561E7BAED2">
-    <w:name w:val="93DAE63784FD4FECB77146561E7BAED2"/>
   </w:style>
   <w:style w:type="paragraph" w:customStyle="1" w:styleId="6DEE384615294A479D4F2F927CDBAD2C">
     <w:name w:val="6DEE384615294A479D4F2F927CDBAD2C"/>
   </w:style>
-  <w:style w:type="paragraph" w:customStyle="1" w:styleId="1411D62C0C334F1D8E30FCCB76E9F956">
-    <w:name w:val="1411D62C0C334F1D8E30FCCB76E9F956"/>
-  </w:style>
   <w:style w:type="paragraph" w:customStyle="1" w:styleId="F1DBFE99356942478715A65A223FCF69">
     <w:name w:val="F1DBFE99356942478715A65A223FCF69"/>
-  </w:style>
-  <w:style w:type="paragraph" w:customStyle="1" w:styleId="4E8AA598182647F7844D1F3C583D30E8">
-    <w:name w:val="4E8AA598182647F7844D1F3C583D30E8"/>
   </w:style>
   <w:style w:type="paragraph" w:customStyle="1" w:styleId="F5E7B42B53F440A5A30A27A6DEE4865E">
     <w:name w:val="F5E7B42B53F440A5A30A27A6DEE4865E"/>
@@ -5104,53 +5026,14 @@
   <w:style w:type="paragraph" w:customStyle="1" w:styleId="12B81E20BF7C4614B4CE28B4F5892526">
     <w:name w:val="12B81E20BF7C4614B4CE28B4F5892526"/>
   </w:style>
-  <w:style w:type="paragraph" w:customStyle="1" w:styleId="7993182590584F36B47553EF4FB8B150">
-    <w:name w:val="7993182590584F36B47553EF4FB8B150"/>
-  </w:style>
-  <w:style w:type="paragraph" w:customStyle="1" w:styleId="AED49F8CF3E945BC935C7A64B9C3F472">
-    <w:name w:val="AED49F8CF3E945BC935C7A64B9C3F472"/>
-  </w:style>
-  <w:style w:type="paragraph" w:customStyle="1" w:styleId="4248DFA4C9C34A9AA2EA187865066F99">
-    <w:name w:val="4248DFA4C9C34A9AA2EA187865066F99"/>
-  </w:style>
-  <w:style w:type="paragraph" w:customStyle="1" w:styleId="D1A8EF78FBD7464C80772789DF9122A2">
-    <w:name w:val="D1A8EF78FBD7464C80772789DF9122A2"/>
-  </w:style>
-  <w:style w:type="paragraph" w:customStyle="1" w:styleId="F037A2D573AA4FE6A2BE2205F505BFEA">
-    <w:name w:val="F037A2D573AA4FE6A2BE2205F505BFEA"/>
-  </w:style>
-  <w:style w:type="paragraph" w:customStyle="1" w:styleId="03F030CB40FA424CBBA742F9B0CE11EC">
-    <w:name w:val="03F030CB40FA424CBBA742F9B0CE11EC"/>
-  </w:style>
-  <w:style w:type="paragraph" w:customStyle="1" w:styleId="B97A24B5040548F9BF1B99E31C5E8674">
-    <w:name w:val="B97A24B5040548F9BF1B99E31C5E8674"/>
-  </w:style>
-  <w:style w:type="paragraph" w:customStyle="1" w:styleId="8D7CFFE150034721BA0CEF51CF8451A5">
-    <w:name w:val="8D7CFFE150034721BA0CEF51CF8451A5"/>
-  </w:style>
-  <w:style w:type="paragraph" w:customStyle="1" w:styleId="7D16E939102F44659A88884796731DB4">
-    <w:name w:val="7D16E939102F44659A88884796731DB4"/>
-  </w:style>
-  <w:style w:type="paragraph" w:customStyle="1" w:styleId="7C5513B57B4847C581F647D18F293CA0">
-    <w:name w:val="7C5513B57B4847C581F647D18F293CA0"/>
-  </w:style>
   <w:style w:type="paragraph" w:customStyle="1" w:styleId="D001631C20F145DE9BA1F53C18718B80">
     <w:name w:val="D001631C20F145DE9BA1F53C18718B80"/>
-  </w:style>
-  <w:style w:type="paragraph" w:customStyle="1" w:styleId="1191D00890F547AF9B960B581C8BFC79">
-    <w:name w:val="1191D00890F547AF9B960B581C8BFC79"/>
   </w:style>
   <w:style w:type="paragraph" w:customStyle="1" w:styleId="84A5E04285964561B2A8922DF388EC64">
     <w:name w:val="84A5E04285964561B2A8922DF388EC64"/>
   </w:style>
-  <w:style w:type="paragraph" w:customStyle="1" w:styleId="4285F303F52E4A13ACD9DA3E9373A3E3">
-    <w:name w:val="4285F303F52E4A13ACD9DA3E9373A3E3"/>
-  </w:style>
   <w:style w:type="paragraph" w:customStyle="1" w:styleId="AD007E6BE1814B84B0B9FCC03933BAFB">
     <w:name w:val="AD007E6BE1814B84B0B9FCC03933BAFB"/>
-  </w:style>
-  <w:style w:type="paragraph" w:customStyle="1" w:styleId="AC549A975344436BB5835ECDD0CCDDE7">
-    <w:name w:val="AC549A975344436BB5835ECDD0CCDDE7"/>
   </w:style>
   <w:style w:type="paragraph" w:customStyle="1" w:styleId="0468A6EB36054D2C9711B98152E71322">
     <w:name w:val="0468A6EB36054D2C9711B98152E71322"/>
@@ -5161,98 +5044,8 @@
   <w:style w:type="paragraph" w:customStyle="1" w:styleId="08E5F9ACE6FC46A99970B9ACD40A8779">
     <w:name w:val="08E5F9ACE6FC46A99970B9ACD40A8779"/>
   </w:style>
-  <w:style w:type="paragraph" w:customStyle="1" w:styleId="21CDAC4F25354FA6947B67C46E4FA14D">
-    <w:name w:val="21CDAC4F25354FA6947B67C46E4FA14D"/>
-  </w:style>
-  <w:style w:type="paragraph" w:customStyle="1" w:styleId="4437440F0B0F4E6A8E6D594A9989F345">
-    <w:name w:val="4437440F0B0F4E6A8E6D594A9989F345"/>
-  </w:style>
-  <w:style w:type="paragraph" w:customStyle="1" w:styleId="99D083E3AC5743EFBCCEC863AEFA00E1">
-    <w:name w:val="99D083E3AC5743EFBCCEC863AEFA00E1"/>
-  </w:style>
-  <w:style w:type="paragraph" w:customStyle="1" w:styleId="7FA608E43E9143A7BD7D9F76906FD850">
-    <w:name w:val="7FA608E43E9143A7BD7D9F76906FD850"/>
-  </w:style>
-  <w:style w:type="paragraph" w:customStyle="1" w:styleId="43545A57ED664B3BA892BDAA35D7C9CA">
-    <w:name w:val="43545A57ED664B3BA892BDAA35D7C9CA"/>
-  </w:style>
-  <w:style w:type="paragraph" w:customStyle="1" w:styleId="EA9B565DA36B47E780336153E8607086">
-    <w:name w:val="EA9B565DA36B47E780336153E8607086"/>
-  </w:style>
-  <w:style w:type="paragraph" w:customStyle="1" w:styleId="1E0745ED4F6B41C2B78E418067DBCB73">
-    <w:name w:val="1E0745ED4F6B41C2B78E418067DBCB73"/>
-  </w:style>
-  <w:style w:type="paragraph" w:customStyle="1" w:styleId="00D6A885C6A44E11AB521E893DD9BD4C">
-    <w:name w:val="00D6A885C6A44E11AB521E893DD9BD4C"/>
-  </w:style>
-  <w:style w:type="paragraph" w:customStyle="1" w:styleId="AFF40DFDF4DB4AAFA323F91FFFFAE19B">
-    <w:name w:val="AFF40DFDF4DB4AAFA323F91FFFFAE19B"/>
-  </w:style>
-  <w:style w:type="paragraph" w:customStyle="1" w:styleId="DE3E9C545E724810BC5CBC4A87DE83DB">
-    <w:name w:val="DE3E9C545E724810BC5CBC4A87DE83DB"/>
-  </w:style>
-  <w:style w:type="paragraph" w:customStyle="1" w:styleId="B6D234FE28B445DAA3C6EFECE087D8B9">
-    <w:name w:val="B6D234FE28B445DAA3C6EFECE087D8B9"/>
-  </w:style>
-  <w:style w:type="paragraph" w:customStyle="1" w:styleId="7CDDE32F6CF241C9B316BA044F61466D">
-    <w:name w:val="7CDDE32F6CF241C9B316BA044F61466D"/>
-  </w:style>
-  <w:style w:type="paragraph" w:customStyle="1" w:styleId="88E2139510F74C30AACECAF3F25D4FF8">
-    <w:name w:val="88E2139510F74C30AACECAF3F25D4FF8"/>
-  </w:style>
-  <w:style w:type="paragraph" w:customStyle="1" w:styleId="E9DB98758E54449DA35BD8279E9250E8">
-    <w:name w:val="E9DB98758E54449DA35BD8279E9250E8"/>
-  </w:style>
-  <w:style w:type="paragraph" w:customStyle="1" w:styleId="141A0C9745484EBEA960F75D7B55760F">
-    <w:name w:val="141A0C9745484EBEA960F75D7B55760F"/>
-  </w:style>
-  <w:style w:type="paragraph" w:customStyle="1" w:styleId="EF05E96CB5B84A43BA33D79472251667">
-    <w:name w:val="EF05E96CB5B84A43BA33D79472251667"/>
-  </w:style>
-  <w:style w:type="paragraph" w:customStyle="1" w:styleId="A82DC51831904288A11B8FC94B4602E5">
-    <w:name w:val="A82DC51831904288A11B8FC94B4602E5"/>
-  </w:style>
-  <w:style w:type="paragraph" w:customStyle="1" w:styleId="4AF9547855344CFAB2BD5E243F5CE1ED">
-    <w:name w:val="4AF9547855344CFAB2BD5E243F5CE1ED"/>
-  </w:style>
-  <w:style w:type="paragraph" w:customStyle="1" w:styleId="2C63680D237D42529DC89F4948355EE4">
-    <w:name w:val="2C63680D237D42529DC89F4948355EE4"/>
-  </w:style>
-  <w:style w:type="paragraph" w:customStyle="1" w:styleId="12C9C677E7E24448AE35B9F543B97C76">
-    <w:name w:val="12C9C677E7E24448AE35B9F543B97C76"/>
-  </w:style>
-  <w:style w:type="paragraph" w:customStyle="1" w:styleId="FB0D418A9BEC4D66A7F0B8D0218A5063">
-    <w:name w:val="FB0D418A9BEC4D66A7F0B8D0218A5063"/>
-  </w:style>
-  <w:style w:type="paragraph" w:customStyle="1" w:styleId="DD57A60C8B14401A9D9F91F475037F70">
-    <w:name w:val="DD57A60C8B14401A9D9F91F475037F70"/>
-  </w:style>
-  <w:style w:type="paragraph" w:customStyle="1" w:styleId="73C6D07DDEFE4CCBADFE5485D6F9FCBD">
-    <w:name w:val="73C6D07DDEFE4CCBADFE5485D6F9FCBD"/>
-  </w:style>
-  <w:style w:type="paragraph" w:customStyle="1" w:styleId="840FD30229BD4AA09AA562EDC5199D1A">
-    <w:name w:val="840FD30229BD4AA09AA562EDC5199D1A"/>
-  </w:style>
-  <w:style w:type="paragraph" w:customStyle="1" w:styleId="027C45BBC995493FBA6509A012031471">
-    <w:name w:val="027C45BBC995493FBA6509A012031471"/>
-  </w:style>
-  <w:style w:type="paragraph" w:customStyle="1" w:styleId="ABAE1ED33D57420D967390EE80E414E8">
-    <w:name w:val="ABAE1ED33D57420D967390EE80E414E8"/>
-  </w:style>
-  <w:style w:type="paragraph" w:customStyle="1" w:styleId="22642E2A03CD41CEBEC88B3979F7DE30">
-    <w:name w:val="22642E2A03CD41CEBEC88B3979F7DE30"/>
-  </w:style>
-  <w:style w:type="paragraph" w:customStyle="1" w:styleId="72402A0CE0B74396A00630C6220A2A99">
-    <w:name w:val="72402A0CE0B74396A00630C6220A2A99"/>
-  </w:style>
-  <w:style w:type="paragraph" w:customStyle="1" w:styleId="1DABD1B759084018B4D181E81474B300">
-    <w:name w:val="1DABD1B759084018B4D181E81474B300"/>
-  </w:style>
   <w:style w:type="paragraph" w:customStyle="1" w:styleId="4DF79F2F774047ACA1C2A529D9247CCE">
     <w:name w:val="4DF79F2F774047ACA1C2A529D9247CCE"/>
-  </w:style>
-  <w:style w:type="paragraph" w:customStyle="1" w:styleId="F37C3BDA72B44BD7A382E5B448BB3E78">
-    <w:name w:val="F37C3BDA72B44BD7A382E5B448BB3E78"/>
   </w:style>
   <w:style w:type="paragraph" w:customStyle="1" w:styleId="76AE085A5BED469383B8E9B371838E24">
     <w:name w:val="76AE085A5BED469383B8E9B371838E24"/>
@@ -5260,10 +5053,6 @@
   </w:style>
   <w:style w:type="paragraph" w:customStyle="1" w:styleId="1F0AEA0A78794A39ACA0FD5992960660">
     <w:name w:val="1F0AEA0A78794A39ACA0FD5992960660"/>
-    <w:rsid w:val="002779AB"/>
-  </w:style>
-  <w:style w:type="paragraph" w:customStyle="1" w:styleId="E9F3DDC509AD4BFFA4CCDE1FCF3F4DCF">
-    <w:name w:val="E9F3DDC509AD4BFFA4CCDE1FCF3F4DCF"/>
     <w:rsid w:val="002779AB"/>
   </w:style>
   <w:style w:type="paragraph" w:customStyle="1" w:styleId="37C03A0F67C0461FBF7BF99AF980CC24">
